--- a/teoria/documentacion/Manual de usuario.docx
+++ b/teoria/documentacion/Manual de usuario.docx
@@ -5,7 +5,7 @@
     <w:p>
       <w:pPr>
         <w:pStyle w:val="Sinespaciado"/>
-        <w:jc w:val="both"/>
+        <w:jc w:val="center"/>
         <w:rPr>
           <w:rFonts w:ascii="Times New Roman" w:hAnsi="Times New Roman" w:cs="Times New Roman"/>
           <w:color w:val="000000" w:themeColor="text1"/>
